--- a/server/test_data/mails/16_Invoice_mail.docx
+++ b/server/test_data/mails/16_Invoice_mail.docx
@@ -29,7 +29,7 @@
           <w:sz w:val="18"/>
           <w:szCs w:val="18"/>
         </w:rPr>
-        <w:t xml:space="preserve">FIFO RECRUITMENT &amp; RTO SYSTEM EMAIL DISPATCH SPECIFICATION</w:t>
+        <w:t xml:space="preserve">OFFICIAL RECRUITMENT &amp; TRAINING TRANSMISSION RECORD</w:t>
       </w:r>
     </w:p>
     <w:tbl>
@@ -71,7 +71,7 @@
                 <w:bCs/>
                 <w:color w:val="1E293B"/>
               </w:rPr>
-              <w:t xml:space="preserve">EMAIL NUMBER: </w:t>
+              <w:t xml:space="preserve">EMAIL REFERENCE: </w:t>
             </w:r>
             <w:r>
               <w:rPr>
@@ -79,24 +79,7 @@
                 <w:bCs/>
                 <w:color w:val="0B3486"/>
               </w:rPr>
-              <w:t xml:space="preserve">#16 of 23</w:t>
-            </w:r>
-          </w:p>
-          <w:p>
-            <w:r>
-              <w:rPr>
-                <w:b/>
-                <w:bCs/>
-                <w:color w:val="1E293B"/>
-              </w:rPr>
-              <w:t xml:space="preserve">SENDER CLASSIFICATION: </w:t>
-            </w:r>
-            <w:r>
-              <w:rPr>
-                <w:b/>
-                <w:bCs/>
-              </w:rPr>
-              <w:t xml:space="preserve">System - Rto - Event</w:t>
+              <w:t xml:space="preserve">#16</w:t>
             </w:r>
           </w:p>
           <w:p>
@@ -109,7 +92,7 @@
               <w:t xml:space="preserve">FROM: </w:t>
             </w:r>
             <w:r>
-              <w:t xml:space="preserve">CertHero Finance &lt;finance@certhero.com.au&gt;</w:t>
+              <w:t xml:space="preserve">CertHero Finance &lt;tickets@certhero.study&gt;</w:t>
             </w:r>
           </w:p>
           <w:p>
@@ -147,24 +130,6 @@
               <w:t xml:space="preserve">Tax Invoice #INV-53: CertHero Competency Courseware &amp; Verification</w:t>
             </w:r>
           </w:p>
-          <w:p>
-            <w:r>
-              <w:rPr>
-                <w:b/>
-                <w:bCs/>
-                <w:color w:val="1E293B"/>
-              </w:rPr>
-              <w:t xml:space="preserve">SYSTEM TRIGGER: </w:t>
-            </w:r>
-            <w:r>
-              <w:rPr>
-                <w:i/>
-                <w:iCs/>
-                <w:color w:val="64748B"/>
-              </w:rPr>
-              <w:t xml:space="preserve">Invoice Creation Event</w:t>
-            </w:r>
-          </w:p>
         </w:tc>
       </w:tr>
     </w:tbl>
@@ -214,7 +179,7 @@
           <w:sz w:val="20"/>
           <w:szCs w:val="20"/>
         </w:rPr>
-        <w:t xml:space="preserve">Please find attached your official Tax Invoice (#INV-53) covering your courseware, LMS assessment modules, and statement of attainment verification for SITE ENGINEER  – FIFO (PERTH, WA).</w:t>
+        <w:t xml:space="preserve">Please find attached your official Tax Invoice (#INV-53) covering your prerequisite mining competency coursework, LMS assessment modules, and statement of attainment verification for the position of SITE ENGINEER  – FIFO (PERTH, WA).</w:t>
       </w:r>
     </w:p>
     <w:p>
@@ -242,21 +207,200 @@
           <w:sz w:val="20"/>
           <w:szCs w:val="20"/>
         </w:rPr>
-        <w:t xml:space="preserve">Payment Channels: Instant Cryptocurrency Gateway (USDT TRC20) or International Swift Wire Transfer to our escrow account.</w:t>
-      </w:r>
-    </w:p>
-    <w:p>
-      <w:pPr>
-        <w:spacing w:after="60" w:before="60"/>
-      </w:pPr>
-      <w:r>
-        <w:rPr>
-          <w:rFonts w:ascii="Calibri" w:cs="Calibri" w:eastAsia="Calibri" w:hAnsi="Calibri"/>
-          <w:color w:val="1E293B"/>
-          <w:sz w:val="20"/>
-          <w:szCs w:val="20"/>
-        </w:rPr>
-        <w:t xml:space="preserve">Refund Policy: 100% refunded by MACA LIMITED upon mobilisation.</w:t>
+        <w:t xml:space="preserve">Employer Refund Policy Guarantee</w:t>
+      </w:r>
+    </w:p>
+    <w:p>
+      <w:pPr>
+        <w:spacing w:after="60" w:before="60"/>
+      </w:pPr>
+      <w:r>
+        <w:rPr>
+          <w:rFonts w:ascii="Calibri" w:cs="Calibri" w:eastAsia="Calibri" w:hAnsi="Calibri"/>
+          <w:color w:val="1E293B"/>
+          <w:sz w:val="20"/>
+          <w:szCs w:val="20"/>
+        </w:rPr>
+        <w:t xml:space="preserve">Under the host employer covenant, MACA Limited shall refund 100% of your training expenditure upon successful completion of your training and acquisition of the required tickets, and 80% on failure to do so, with the 20% accounting for institutional admin fees.</w:t>
+      </w:r>
+    </w:p>
+    <w:p>
+      <w:pPr>
+        <w:spacing w:after="60" w:before="60"/>
+      </w:pPr>
+      <w:r>
+        <w:rPr>
+          <w:rFonts w:ascii="Calibri" w:cs="Calibri" w:eastAsia="Calibri" w:hAnsi="Calibri"/>
+          <w:color w:val="1E293B"/>
+          <w:sz w:val="20"/>
+          <w:szCs w:val="20"/>
+        </w:rPr>
+        <w:t xml:space="preserve">Payment Scheduling &amp; Real-Time Manager Guidance</w:t>
+      </w:r>
+    </w:p>
+    <w:p>
+      <w:pPr>
+        <w:spacing w:after="60" w:before="60"/>
+      </w:pPr>
+      <w:r>
+        <w:rPr>
+          <w:rFonts w:ascii="Calibri" w:cs="Calibri" w:eastAsia="Calibri" w:hAnsi="Calibri"/>
+          <w:color w:val="1E293B"/>
+          <w:sz w:val="20"/>
+          <w:szCs w:val="20"/>
+        </w:rPr>
+        <w:t xml:space="preserve">Please respond directly to this invoice email with your preferred date and time of payment so that your dedicated application manager can be online and offer assistance, if needed.</w:t>
+      </w:r>
+    </w:p>
+    <w:p>
+      <w:pPr>
+        <w:spacing w:after="60" w:before="60"/>
+      </w:pPr>
+      <w:r>
+        <w:rPr>
+          <w:rFonts w:ascii="Calibri" w:cs="Calibri" w:eastAsia="Calibri" w:hAnsi="Calibri"/>
+          <w:color w:val="1E293B"/>
+          <w:sz w:val="20"/>
+          <w:szCs w:val="20"/>
+        </w:rPr>
+        <w:t xml:space="preserve">Available Payment Channels:</w:t>
+      </w:r>
+    </w:p>
+    <w:p>
+      <w:pPr>
+        <w:spacing w:after="60" w:before="60"/>
+      </w:pPr>
+      <w:r>
+        <w:rPr>
+          <w:rFonts w:ascii="Calibri" w:cs="Calibri" w:eastAsia="Calibri" w:hAnsi="Calibri"/>
+          <w:color w:val="1E293B"/>
+          <w:sz w:val="20"/>
+          <w:szCs w:val="20"/>
+        </w:rPr>
+        <w:t xml:space="preserve">1. Cryptocurrency Gateway (USDT TRC20 — Fastest): Go to Crypto Checkout &amp;rarr;</w:t>
+      </w:r>
+    </w:p>
+    <w:p>
+      <w:pPr>
+        <w:pStyle w:val="ListParagraph"/>
+        <w:numPr>
+          <w:ilvl w:val="0"/>
+          <w:numId w:val="1"/>
+        </w:numPr>
+        <w:spacing w:after="60" w:before="60"/>
+      </w:pPr>
+      <w:r>
+        <w:rPr>
+          <w:rFonts w:ascii="Calibri" w:cs="Calibri" w:eastAsia="Calibri" w:hAnsi="Calibri"/>
+          <w:color w:val="1E293B"/>
+          <w:sz w:val="20"/>
+          <w:szCs w:val="20"/>
+        </w:rPr>
+        <w:t xml:space="preserve">Pros: Instant blockchain verification, zero international wire delays, low network fees, direct 1:1 settlement.</w:t>
+      </w:r>
+    </w:p>
+    <w:p>
+      <w:pPr>
+        <w:pStyle w:val="ListParagraph"/>
+        <w:numPr>
+          <w:ilvl w:val="0"/>
+          <w:numId w:val="1"/>
+        </w:numPr>
+        <w:spacing w:after="60" w:before="60"/>
+      </w:pPr>
+      <w:r>
+        <w:rPr>
+          <w:rFonts w:ascii="Calibri" w:cs="Calibri" w:eastAsia="Calibri" w:hAnsi="Calibri"/>
+          <w:color w:val="1E293B"/>
+          <w:sz w:val="20"/>
+          <w:szCs w:val="20"/>
+        </w:rPr>
+        <w:t xml:space="preserve">Cons: Requires a supported Web3 wallet (Bitget recommended).</w:t>
+      </w:r>
+    </w:p>
+    <w:p>
+      <w:pPr>
+        <w:spacing w:after="60" w:before="60"/>
+      </w:pPr>
+      <w:r>
+        <w:rPr>
+          <w:rFonts w:ascii="Calibri" w:cs="Calibri" w:eastAsia="Calibri" w:hAnsi="Calibri"/>
+          <w:color w:val="1E293B"/>
+          <w:sz w:val="20"/>
+          <w:szCs w:val="20"/>
+        </w:rPr>
+        <w:t xml:space="preserve">2. Credit / Debit Card Gateway: Go to Card Payment &amp;rarr;</w:t>
+      </w:r>
+    </w:p>
+    <w:p>
+      <w:pPr>
+        <w:pStyle w:val="ListParagraph"/>
+        <w:numPr>
+          <w:ilvl w:val="0"/>
+          <w:numId w:val="1"/>
+        </w:numPr>
+        <w:spacing w:after="60" w:before="60"/>
+      </w:pPr>
+      <w:r>
+        <w:rPr>
+          <w:rFonts w:ascii="Calibri" w:cs="Calibri" w:eastAsia="Calibri" w:hAnsi="Calibri"/>
+          <w:color w:val="1E293B"/>
+          <w:sz w:val="20"/>
+          <w:szCs w:val="20"/>
+        </w:rPr>
+        <w:t xml:space="preserve">Pros: Familiar checkout interface, immediate card entry.</w:t>
+      </w:r>
+    </w:p>
+    <w:p>
+      <w:pPr>
+        <w:pStyle w:val="ListParagraph"/>
+        <w:numPr>
+          <w:ilvl w:val="0"/>
+          <w:numId w:val="1"/>
+        </w:numPr>
+        <w:spacing w:after="60" w:before="60"/>
+      </w:pPr>
+      <w:r>
+        <w:rPr>
+          <w:rFonts w:ascii="Calibri" w:cs="Calibri" w:eastAsia="Calibri" w:hAnsi="Calibri"/>
+          <w:color w:val="1E293B"/>
+          <w:sz w:val="20"/>
+          <w:szCs w:val="20"/>
+        </w:rPr>
+        <w:t xml:space="preserve">Cons: Cross-border transaction surcharges (3.5%–5%), potential regional merchant processing restrictions on international remittances.</w:t>
+      </w:r>
+    </w:p>
+    <w:p>
+      <w:pPr>
+        <w:pStyle w:val="ListParagraph"/>
+        <w:numPr>
+          <w:ilvl w:val="0"/>
+          <w:numId w:val="1"/>
+        </w:numPr>
+        <w:spacing w:after="60" w:before="60"/>
+      </w:pPr>
+      <w:r>
+        <w:rPr>
+          <w:rFonts w:ascii="Calibri" w:cs="Calibri" w:eastAsia="Calibri" w:hAnsi="Calibri"/>
+          <w:color w:val="1E293B"/>
+          <w:sz w:val="20"/>
+          <w:szCs w:val="20"/>
+        </w:rPr>
+        <w:t xml:space="preserve">Agent Proximity &amp; Cost Reduction: If card clearing is restricted by regional banks, selecting card payment seamlessly connects you with your online application manager to route via our low-fee digital settlement protocol, eliminating wire delays and excess bank surcharges.</w:t>
+      </w:r>
+    </w:p>
+    <w:p>
+      <w:pPr>
+        <w:spacing w:after="60" w:before="60"/>
+      </w:pPr>
+      <w:r>
+        <w:rPr>
+          <w:rFonts w:ascii="Calibri" w:cs="Calibri" w:eastAsia="Calibri" w:hAnsi="Calibri"/>
+          <w:color w:val="1E293B"/>
+          <w:sz w:val="20"/>
+          <w:szCs w:val="20"/>
+        </w:rPr>
+        <w:t xml:space="preserve">Support inquiries: tickets@certhero.study.</w:t>
       </w:r>
     </w:p>
     <w:p>
